--- a/public/templates/CNBB/21. BB giao nhận hồ sơ.docx
+++ b/public/templates/CNBB/21. BB giao nhận hồ sơ.docx
@@ -26,7 +26,7 @@
           <w:szCs w:val="26"/>
         </w:rPr>
         <w:drawing>
-          <wp:anchor distT="0" distB="0" distL="114300" distR="114300" simplePos="0" relativeHeight="251658240" behindDoc="1" locked="0" layoutInCell="1" allowOverlap="1">
+          <wp:anchor distT="0" distB="0" distL="114300" distR="114300" simplePos="0" relativeHeight="251658240" behindDoc="1" locked="0" layoutInCell="1" allowOverlap="1" wp14:anchorId="33B64602" wp14:editId="72A8861A">
             <wp:simplePos x="0" y="0"/>
             <wp:positionH relativeFrom="column">
               <wp:posOffset>4284980</wp:posOffset>
@@ -141,7 +141,7 @@
           <w:color w:val="000000"/>
         </w:rPr>
         <w:drawing>
-          <wp:anchor distT="0" distB="0" distL="114300" distR="114300" simplePos="0" relativeHeight="251657216" behindDoc="0" locked="0" layoutInCell="1" allowOverlap="1">
+          <wp:anchor distT="0" distB="0" distL="114300" distR="114300" simplePos="0" relativeHeight="251657216" behindDoc="0" locked="0" layoutInCell="1" allowOverlap="1" wp14:anchorId="462D894F" wp14:editId="5BF96AE6">
             <wp:simplePos x="0" y="0"/>
             <wp:positionH relativeFrom="column">
               <wp:posOffset>2004060</wp:posOffset>
@@ -287,7 +287,7 @@
           <w:color w:val="000000"/>
           <w:spacing w:val="-2"/>
         </w:rPr>
-        <w:t>05</w:t>
+        <w:t>........</w:t>
       </w:r>
       <w:r>
         <w:rPr>
@@ -319,7 +319,7 @@
           <w:color w:val="000000"/>
           <w:spacing w:val="-2"/>
         </w:rPr>
-        <w:t>01</w:t>
+        <w:t>........</w:t>
       </w:r>
       <w:r>
         <w:rPr>
@@ -336,15 +336,15 @@
           <w:spacing w:val="-2"/>
           <w:lang w:val="vi-VN"/>
         </w:rPr>
-        <w:t xml:space="preserve"> 202</w:t>
-      </w:r>
-      <w:r>
-        <w:rPr>
-          <w:rFonts w:eastAsia="Times New Roman"/>
-          <w:color w:val="000000"/>
-          <w:spacing w:val="-2"/>
-        </w:rPr>
-        <w:t>6</w:t>
+        <w:t xml:space="preserve"> </w:t>
+      </w:r>
+      <w:r>
+        <w:rPr>
+          <w:rFonts w:eastAsia="Times New Roman"/>
+          <w:color w:val="000000"/>
+          <w:spacing w:val="-2"/>
+        </w:rPr>
+        <w:t>..........</w:t>
       </w:r>
       <w:r>
         <w:rPr>
@@ -483,7 +483,23 @@
           <w:color w:val="000000"/>
           <w:spacing w:val="-2"/>
         </w:rPr>
-        <w:t xml:space="preserve"> 01/ĐN-CNBB </w:t>
+        <w:t xml:space="preserve"> </w:t>
+      </w:r>
+      <w:r>
+        <w:rPr>
+          <w:rFonts w:eastAsia="Times New Roman"/>
+          <w:color w:val="000000"/>
+          <w:spacing w:val="-2"/>
+        </w:rPr>
+        <w:t>..........</w:t>
+      </w:r>
+      <w:r>
+        <w:rPr>
+          <w:rFonts w:eastAsia="Times New Roman"/>
+          <w:color w:val="000000"/>
+          <w:spacing w:val="-2"/>
+        </w:rPr>
+        <w:t xml:space="preserve">/ĐN-CNBB </w:t>
       </w:r>
       <w:r>
         <w:rPr>
@@ -499,7 +515,23 @@
           <w:color w:val="000000"/>
           <w:spacing w:val="-2"/>
         </w:rPr>
-        <w:t xml:space="preserve"> 05 </w:t>
+        <w:t xml:space="preserve"> </w:t>
+      </w:r>
+      <w:r>
+        <w:rPr>
+          <w:rFonts w:eastAsia="Times New Roman"/>
+          <w:color w:val="000000"/>
+          <w:spacing w:val="-2"/>
+        </w:rPr>
+        <w:t>.......</w:t>
+      </w:r>
+      <w:r>
+        <w:rPr>
+          <w:rFonts w:eastAsia="Times New Roman"/>
+          <w:color w:val="000000"/>
+          <w:spacing w:val="-2"/>
+        </w:rPr>
+        <w:t xml:space="preserve"> </w:t>
       </w:r>
       <w:r>
         <w:rPr>
@@ -523,7 +555,7 @@
           <w:color w:val="000000"/>
           <w:spacing w:val="-2"/>
         </w:rPr>
-        <w:t>01</w:t>
+        <w:t>........</w:t>
       </w:r>
       <w:r>
         <w:rPr>
@@ -547,15 +579,15 @@
           <w:color w:val="000000"/>
           <w:spacing w:val="-2"/>
         </w:rPr>
-        <w:t xml:space="preserve"> 202</w:t>
-      </w:r>
-      <w:r>
-        <w:rPr>
-          <w:rFonts w:eastAsia="Times New Roman"/>
-          <w:color w:val="000000"/>
-          <w:spacing w:val="-2"/>
-        </w:rPr>
-        <w:t>6</w:t>
+        <w:t xml:space="preserve"> </w:t>
+      </w:r>
+      <w:r>
+        <w:rPr>
+          <w:rFonts w:eastAsia="Times New Roman"/>
+          <w:color w:val="000000"/>
+          <w:spacing w:val="-2"/>
+        </w:rPr>
+        <w:t>............</w:t>
       </w:r>
       <w:r>
         <w:rPr>
@@ -595,7 +627,7 @@
           <w:color w:val="000000"/>
           <w:spacing w:val="-2"/>
         </w:rPr>
-        <w:t xml:space="preserve"> phường</w:t>
+        <w:t>phường</w:t>
       </w:r>
       <w:r>
         <w:rPr>
@@ -1086,16 +1118,41 @@
           <w:spacing w:val="-2"/>
           <w:lang w:val="vi-VN"/>
         </w:rPr>
-        <w:t>vào Nghị định 116</w:t>
-      </w:r>
-      <w:r>
-        <w:rPr>
-          <w:rFonts w:eastAsia="Times New Roman"/>
-          <w:color w:val="000000"/>
-          <w:spacing w:val="-2"/>
-          <w:lang w:val="vi-VN"/>
-        </w:rPr>
-        <w:t>/2021/NĐ-CP</w:t>
+        <w:t xml:space="preserve">vào Nghị định </w:t>
+      </w:r>
+      <w:r>
+        <w:rPr>
+          <w:rFonts w:eastAsia="Times New Roman"/>
+          <w:color w:val="000000"/>
+          <w:spacing w:val="-2"/>
+        </w:rPr>
+        <w:t>163</w:t>
+      </w:r>
+      <w:r>
+        <w:rPr>
+          <w:rFonts w:eastAsia="Times New Roman"/>
+          <w:color w:val="000000"/>
+          <w:spacing w:val="-2"/>
+          <w:lang w:val="vi-VN"/>
+        </w:rPr>
+        <w:t>/202</w:t>
+      </w:r>
+      <w:r>
+        <w:rPr>
+          <w:rFonts w:eastAsia="Times New Roman"/>
+          <w:color w:val="000000"/>
+          <w:spacing w:val="-2"/>
+        </w:rPr>
+        <w:t>6</w:t>
+      </w:r>
+      <w:r>
+        <w:rPr>
+          <w:rFonts w:eastAsia="Times New Roman"/>
+          <w:color w:val="000000"/>
+          <w:spacing w:val="-2"/>
+          <w:lang w:val="vi-VN"/>
+        </w:rPr>
+        <w:t>/NĐ-CP</w:t>
       </w:r>
       <w:r>
         <w:rPr>
@@ -2077,9 +2134,8 @@
           <w:rFonts w:eastAsia="Times New Roman"/>
           <w:color w:val="000000"/>
           <w:spacing w:val="-2"/>
-          <w:lang w:val="vi-VN"/>
-        </w:rPr>
-        <w:t>05</w:t>
+        </w:rPr>
+        <w:t>........</w:t>
       </w:r>
       <w:r>
         <w:rPr>
@@ -2104,9 +2160,8 @@
           <w:rFonts w:eastAsia="Times New Roman"/>
           <w:color w:val="000000"/>
           <w:spacing w:val="-2"/>
-          <w:lang w:val="vi-VN"/>
-        </w:rPr>
-        <w:t>01</w:t>
+        </w:rPr>
+        <w:t>.......</w:t>
       </w:r>
       <w:r>
         <w:rPr>
@@ -2133,7 +2188,15 @@
           <w:spacing w:val="-2"/>
           <w:lang w:val="vi-VN"/>
         </w:rPr>
-        <w:t xml:space="preserve"> 2026</w:t>
+        <w:t xml:space="preserve"> </w:t>
+      </w:r>
+      <w:r>
+        <w:rPr>
+          <w:rFonts w:eastAsia="Times New Roman"/>
+          <w:color w:val="000000"/>
+          <w:spacing w:val="-2"/>
+        </w:rPr>
+        <w:t>.............</w:t>
       </w:r>
       <w:r>
         <w:rPr>
